--- a/ProgressTracker.docx
+++ b/ProgressTracker.docx
@@ -89,7 +89,7 @@
             </w:rPr>
             <w:fldChar w:fldCharType="separate"/>
           </w:r>
-          <w:hyperlink w:anchor="_Toc220479460" w:history="1">
+          <w:hyperlink w:anchor="_Toc221883630" w:history="1">
             <w:r>
               <w:rPr>
                 <w:rStyle w:val="Hyperlink"/>
@@ -119,7 +119,7 @@
                 <w:noProof/>
                 <w:webHidden/>
               </w:rPr>
-              <w:instrText xml:space="preserve"> PAGEREF _Toc220479460 \h </w:instrText>
+              <w:instrText xml:space="preserve"> PAGEREF _Toc221883630 \h </w:instrText>
             </w:r>
             <w:r>
               <w:rPr>
@@ -161,7 +161,7 @@
               <w:noProof/>
             </w:rPr>
           </w:pPr>
-          <w:hyperlink w:anchor="_Toc220479461" w:history="1">
+          <w:hyperlink w:anchor="_Toc221883631" w:history="1">
             <w:r>
               <w:rPr>
                 <w:rStyle w:val="Hyperlink"/>
@@ -191,7 +191,7 @@
                 <w:noProof/>
                 <w:webHidden/>
               </w:rPr>
-              <w:instrText xml:space="preserve"> PAGEREF _Toc220479461 \h </w:instrText>
+              <w:instrText xml:space="preserve"> PAGEREF _Toc221883631 \h </w:instrText>
             </w:r>
             <w:r>
               <w:rPr>
@@ -233,7 +233,7 @@
               <w:noProof/>
             </w:rPr>
           </w:pPr>
-          <w:hyperlink w:anchor="_Toc220479462" w:history="1">
+          <w:hyperlink w:anchor="_Toc221883632" w:history="1">
             <w:r>
               <w:rPr>
                 <w:rStyle w:val="Hyperlink"/>
@@ -263,7 +263,7 @@
                 <w:noProof/>
                 <w:webHidden/>
               </w:rPr>
-              <w:instrText xml:space="preserve"> PAGEREF _Toc220479462 \h </w:instrText>
+              <w:instrText xml:space="preserve"> PAGEREF _Toc221883632 \h </w:instrText>
             </w:r>
             <w:r>
               <w:rPr>
@@ -305,7 +305,7 @@
               <w:noProof/>
             </w:rPr>
           </w:pPr>
-          <w:hyperlink w:anchor="_Toc220479463" w:history="1">
+          <w:hyperlink w:anchor="_Toc221883633" w:history="1">
             <w:r>
               <w:rPr>
                 <w:rStyle w:val="Hyperlink"/>
@@ -335,7 +335,7 @@
                 <w:noProof/>
                 <w:webHidden/>
               </w:rPr>
-              <w:instrText xml:space="preserve"> PAGEREF _Toc220479463 \h </w:instrText>
+              <w:instrText xml:space="preserve"> PAGEREF _Toc221883633 \h </w:instrText>
             </w:r>
             <w:r>
               <w:rPr>
@@ -377,7 +377,7 @@
               <w:noProof/>
             </w:rPr>
           </w:pPr>
-          <w:hyperlink w:anchor="_Toc220479464" w:history="1">
+          <w:hyperlink w:anchor="_Toc221883634" w:history="1">
             <w:r>
               <w:rPr>
                 <w:rStyle w:val="Hyperlink"/>
@@ -407,7 +407,7 @@
                 <w:noProof/>
                 <w:webHidden/>
               </w:rPr>
-              <w:instrText xml:space="preserve"> PAGEREF _Toc220479464 \h </w:instrText>
+              <w:instrText xml:space="preserve"> PAGEREF _Toc221883634 \h </w:instrText>
             </w:r>
             <w:r>
               <w:rPr>
@@ -449,7 +449,7 @@
               <w:noProof/>
             </w:rPr>
           </w:pPr>
-          <w:hyperlink w:anchor="_Toc220479465" w:history="1">
+          <w:hyperlink w:anchor="_Toc221883635" w:history="1">
             <w:r>
               <w:rPr>
                 <w:rStyle w:val="Hyperlink"/>
@@ -458,7 +458,7 @@
                 <w:bCs/>
                 <w:noProof/>
               </w:rPr>
-              <w:t>Sprint 7: Saving Tree &amp; Pruning Tree, Interactive Tree Creation, Word Sentiment Visualized, &amp; Pre-Processing Issues (Current)</w:t>
+              <w:t>Sprint 7: Saving Tree &amp; Pruning Tree, Interactive Tree Creation, Word Sentiment Visualized, &amp; Pre-Processing Issues</w:t>
             </w:r>
             <w:r>
               <w:rPr>
@@ -479,7 +479,7 @@
                 <w:noProof/>
                 <w:webHidden/>
               </w:rPr>
-              <w:instrText xml:space="preserve"> PAGEREF _Toc220479465 \h </w:instrText>
+              <w:instrText xml:space="preserve"> PAGEREF _Toc221883635 \h </w:instrText>
             </w:r>
             <w:r>
               <w:rPr>
@@ -512,6 +512,150 @@
         </w:p>
         <w:p>
           <w:pPr>
+            <w:pStyle w:val="TOC1"/>
+            <w:tabs>
+              <w:tab w:val="right" w:leader="dot" w:pos="9350"/>
+            </w:tabs>
+            <w:rPr>
+              <w:rFonts w:eastAsiaTheme="minorEastAsia"/>
+              <w:noProof/>
+            </w:rPr>
+          </w:pPr>
+          <w:hyperlink w:anchor="_Toc221883636" w:history="1">
+            <w:r>
+              <w:rPr>
+                <w:rStyle w:val="Hyperlink"/>
+                <w:rFonts w:ascii="Times New Roman" w:hAnsi="Times New Roman" w:cs="Times New Roman"/>
+                <w:b/>
+                <w:bCs/>
+                <w:noProof/>
+              </w:rPr>
+              <w:t>Sprint 8: Threshold in Frontend for Pruning, Evaluation Metric for Tree, Implementing Other’s Tree Algo., Drawing Comparison</w:t>
+            </w:r>
+            <w:r>
+              <w:rPr>
+                <w:noProof/>
+                <w:webHidden/>
+              </w:rPr>
+              <w:tab/>
+            </w:r>
+            <w:r>
+              <w:rPr>
+                <w:noProof/>
+                <w:webHidden/>
+              </w:rPr>
+              <w:fldChar w:fldCharType="begin"/>
+            </w:r>
+            <w:r>
+              <w:rPr>
+                <w:noProof/>
+                <w:webHidden/>
+              </w:rPr>
+              <w:instrText xml:space="preserve"> PAGEREF _Toc221883636 \h </w:instrText>
+            </w:r>
+            <w:r>
+              <w:rPr>
+                <w:noProof/>
+                <w:webHidden/>
+              </w:rPr>
+            </w:r>
+            <w:r>
+              <w:rPr>
+                <w:noProof/>
+                <w:webHidden/>
+              </w:rPr>
+              <w:fldChar w:fldCharType="separate"/>
+            </w:r>
+            <w:r>
+              <w:rPr>
+                <w:noProof/>
+                <w:webHidden/>
+              </w:rPr>
+              <w:t>5</w:t>
+            </w:r>
+            <w:r>
+              <w:rPr>
+                <w:noProof/>
+                <w:webHidden/>
+              </w:rPr>
+              <w:fldChar w:fldCharType="end"/>
+            </w:r>
+          </w:hyperlink>
+        </w:p>
+        <w:p>
+          <w:pPr>
+            <w:pStyle w:val="TOC1"/>
+            <w:tabs>
+              <w:tab w:val="right" w:leader="dot" w:pos="9350"/>
+            </w:tabs>
+            <w:rPr>
+              <w:rFonts w:eastAsiaTheme="minorEastAsia"/>
+              <w:noProof/>
+            </w:rPr>
+          </w:pPr>
+          <w:hyperlink w:anchor="_Toc221883637" w:history="1">
+            <w:r>
+              <w:rPr>
+                <w:rStyle w:val="Hyperlink"/>
+                <w:rFonts w:ascii="Times New Roman" w:hAnsi="Times New Roman" w:cs="Times New Roman"/>
+                <w:b/>
+                <w:bCs/>
+                <w:noProof/>
+              </w:rPr>
+              <w:t>Sprint 9: Create Own Algo, Research Short Text Papers, Evaluate Algo Created (Current)</w:t>
+            </w:r>
+            <w:r>
+              <w:rPr>
+                <w:noProof/>
+                <w:webHidden/>
+              </w:rPr>
+              <w:tab/>
+            </w:r>
+            <w:r>
+              <w:rPr>
+                <w:noProof/>
+                <w:webHidden/>
+              </w:rPr>
+              <w:fldChar w:fldCharType="begin"/>
+            </w:r>
+            <w:r>
+              <w:rPr>
+                <w:noProof/>
+                <w:webHidden/>
+              </w:rPr>
+              <w:instrText xml:space="preserve"> PAGEREF _Toc221883637 \h </w:instrText>
+            </w:r>
+            <w:r>
+              <w:rPr>
+                <w:noProof/>
+                <w:webHidden/>
+              </w:rPr>
+            </w:r>
+            <w:r>
+              <w:rPr>
+                <w:noProof/>
+                <w:webHidden/>
+              </w:rPr>
+              <w:fldChar w:fldCharType="separate"/>
+            </w:r>
+            <w:r>
+              <w:rPr>
+                <w:noProof/>
+                <w:webHidden/>
+              </w:rPr>
+              <w:t>5</w:t>
+            </w:r>
+            <w:r>
+              <w:rPr>
+                <w:noProof/>
+                <w:webHidden/>
+              </w:rPr>
+              <w:fldChar w:fldCharType="end"/>
+            </w:r>
+          </w:hyperlink>
+        </w:p>
+        <w:p>
+          <w:pPr>
             <w:spacing w:line="360" w:lineRule="auto"/>
             <w:contextualSpacing/>
           </w:pPr>
@@ -703,50 +847,6 @@
     </w:p>
     <w:p>
       <w:pPr>
-        <w:spacing w:line="360" w:lineRule="auto"/>
-        <w:contextualSpacing/>
-        <w:rPr>
-          <w:rFonts w:ascii="Times New Roman" w:hAnsi="Times New Roman" w:cs="Times New Roman"/>
-          <w:b/>
-          <w:bCs/>
-        </w:rPr>
-      </w:pPr>
-    </w:p>
-    <w:p>
-      <w:pPr>
-        <w:spacing w:line="360" w:lineRule="auto"/>
-        <w:contextualSpacing/>
-        <w:rPr>
-          <w:rFonts w:ascii="Times New Roman" w:hAnsi="Times New Roman" w:cs="Times New Roman"/>
-          <w:b/>
-          <w:bCs/>
-        </w:rPr>
-      </w:pPr>
-    </w:p>
-    <w:p>
-      <w:pPr>
-        <w:spacing w:line="360" w:lineRule="auto"/>
-        <w:contextualSpacing/>
-        <w:rPr>
-          <w:rFonts w:ascii="Times New Roman" w:hAnsi="Times New Roman" w:cs="Times New Roman"/>
-          <w:b/>
-          <w:bCs/>
-        </w:rPr>
-      </w:pPr>
-    </w:p>
-    <w:p>
-      <w:pPr>
-        <w:spacing w:line="360" w:lineRule="auto"/>
-        <w:contextualSpacing/>
-        <w:rPr>
-          <w:rFonts w:ascii="Times New Roman" w:hAnsi="Times New Roman" w:cs="Times New Roman"/>
-          <w:b/>
-          <w:bCs/>
-        </w:rPr>
-      </w:pPr>
-    </w:p>
-    <w:p>
-      <w:pPr>
         <w:pStyle w:val="Heading1"/>
         <w:rPr>
           <w:rFonts w:ascii="Times New Roman" w:hAnsi="Times New Roman" w:cs="Times New Roman"/>
@@ -757,7 +857,7 @@
           <w:szCs w:val="32"/>
         </w:rPr>
       </w:pPr>
-      <w:bookmarkStart w:id="0" w:name="_Toc220479460"/>
+      <w:bookmarkStart w:id="0" w:name="_Toc221883630"/>
       <w:r>
         <w:rPr>
           <w:rFonts w:ascii="Times New Roman" w:hAnsi="Times New Roman" w:cs="Times New Roman"/>
@@ -1099,7 +1199,7 @@
           <w:szCs w:val="32"/>
         </w:rPr>
       </w:pPr>
-      <w:bookmarkStart w:id="1" w:name="_Toc220479461"/>
+      <w:bookmarkStart w:id="1" w:name="_Toc221883631"/>
       <w:r>
         <w:rPr>
           <w:rFonts w:ascii="Times New Roman" w:hAnsi="Times New Roman" w:cs="Times New Roman"/>
@@ -1325,7 +1425,7 @@
           <w:szCs w:val="32"/>
         </w:rPr>
       </w:pPr>
-      <w:bookmarkStart w:id="2" w:name="_Toc220479462"/>
+      <w:bookmarkStart w:id="2" w:name="_Toc221883632"/>
       <w:r>
         <w:rPr>
           <w:rFonts w:ascii="Times New Roman" w:hAnsi="Times New Roman" w:cs="Times New Roman"/>
@@ -1537,7 +1637,7 @@
           <w:szCs w:val="32"/>
         </w:rPr>
       </w:pPr>
-      <w:bookmarkStart w:id="3" w:name="_Toc220479463"/>
+      <w:bookmarkStart w:id="3" w:name="_Toc221883633"/>
       <w:r>
         <w:rPr>
           <w:rFonts w:ascii="Times New Roman" w:hAnsi="Times New Roman" w:cs="Times New Roman"/>
@@ -2000,7 +2100,7 @@
           <w:szCs w:val="32"/>
         </w:rPr>
       </w:pPr>
-      <w:bookmarkStart w:id="4" w:name="_Toc220479464"/>
+      <w:bookmarkStart w:id="4" w:name="_Toc221883634"/>
       <w:r>
         <w:rPr>
           <w:rFonts w:ascii="Times New Roman" w:hAnsi="Times New Roman" w:cs="Times New Roman"/>
@@ -2883,7 +2983,7 @@
           <w:szCs w:val="32"/>
         </w:rPr>
       </w:pPr>
-      <w:bookmarkStart w:id="5" w:name="_Toc220479465"/>
+      <w:bookmarkStart w:id="5" w:name="_Toc221883635"/>
       <w:r>
         <w:rPr>
           <w:rFonts w:ascii="Times New Roman" w:hAnsi="Times New Roman" w:cs="Times New Roman"/>
@@ -2937,7 +3037,7 @@
           <w:sz w:val="32"/>
           <w:szCs w:val="32"/>
         </w:rPr>
-        <w:t xml:space="preserve"> </w:t>
+        <w:t xml:space="preserve"> Interactive Tree Creation,</w:t>
       </w:r>
       <w:r>
         <w:rPr>
@@ -2948,9 +3048,576 @@
           <w:sz w:val="32"/>
           <w:szCs w:val="32"/>
         </w:rPr>
-        <w:t>Interactive Tree Creation</w:t>
-      </w:r>
-      <w:r>
+        <w:t xml:space="preserve"> Word Sentiment Visualized, &amp; Pre-Processing Issues</w:t>
+      </w:r>
+      <w:bookmarkEnd w:id="5"/>
+    </w:p>
+    <w:p>
+      <w:pPr>
+        <w:pStyle w:val="ListParagraph"/>
+        <w:numPr>
+          <w:ilvl w:val="0"/>
+          <w:numId w:val="11"/>
+        </w:numPr>
+        <w:spacing w:line="360" w:lineRule="auto"/>
+        <w:rPr>
+          <w:rFonts w:ascii="Times New Roman" w:hAnsi="Times New Roman" w:cs="Times New Roman"/>
+        </w:rPr>
+      </w:pPr>
+      <w:r>
+        <w:rPr>
+          <w:rFonts w:ascii="Times New Roman" w:hAnsi="Times New Roman" w:cs="Times New Roman"/>
+          <w:b/>
+          <w:bCs/>
+        </w:rPr>
+        <w:t xml:space="preserve">Time: </w:t>
+      </w:r>
+      <w:r>
+        <w:rPr>
+          <w:rFonts w:ascii="Times New Roman" w:hAnsi="Times New Roman" w:cs="Times New Roman"/>
+          <w:b/>
+          <w:bCs/>
+        </w:rPr>
+        <w:t xml:space="preserve">Jan 27 </w:t>
+      </w:r>
+      <w:r>
+        <w:rPr>
+          <w:rFonts w:ascii="Times New Roman" w:hAnsi="Times New Roman" w:cs="Times New Roman"/>
+          <w:b/>
+          <w:bCs/>
+        </w:rPr>
+        <w:t>–</w:t>
+      </w:r>
+      <w:r>
+        <w:rPr>
+          <w:rFonts w:ascii="Times New Roman" w:hAnsi="Times New Roman" w:cs="Times New Roman"/>
+          <w:b/>
+          <w:bCs/>
+        </w:rPr>
+        <w:t xml:space="preserve"> </w:t>
+      </w:r>
+      <w:r>
+        <w:rPr>
+          <w:rFonts w:ascii="Times New Roman" w:hAnsi="Times New Roman" w:cs="Times New Roman"/>
+          <w:b/>
+          <w:bCs/>
+        </w:rPr>
+        <w:t>Feb 3</w:t>
+      </w:r>
+    </w:p>
+    <w:p>
+      <w:pPr>
+        <w:pStyle w:val="ListParagraph"/>
+        <w:numPr>
+          <w:ilvl w:val="0"/>
+          <w:numId w:val="11"/>
+        </w:numPr>
+        <w:spacing w:line="360" w:lineRule="auto"/>
+        <w:rPr>
+          <w:rFonts w:ascii="Times New Roman" w:hAnsi="Times New Roman" w:cs="Times New Roman"/>
+        </w:rPr>
+      </w:pPr>
+      <w:r>
+        <w:rPr>
+          <w:rFonts w:ascii="Times New Roman" w:hAnsi="Times New Roman" w:cs="Times New Roman"/>
+          <w:b/>
+          <w:bCs/>
+        </w:rPr>
+        <w:t>Focus:</w:t>
+      </w:r>
+      <w:r>
+        <w:rPr>
+          <w:rFonts w:ascii="Times New Roman" w:hAnsi="Times New Roman" w:cs="Times New Roman"/>
+          <w:b/>
+          <w:bCs/>
+        </w:rPr>
+        <w:t xml:space="preserve"> </w:t>
+      </w:r>
+      <w:r>
+        <w:rPr>
+          <w:rFonts w:ascii="Times New Roman" w:hAnsi="Times New Roman" w:cs="Times New Roman"/>
+        </w:rPr>
+        <w:t>This sprint is focused mainly towards the tree and its visualization like saving the tree, adding pruning option, creating interactive tree for frontend and, adding word sentiment for each node in visualized tree. Additionally, it also addresses the problem like ‘KP Oli’ which needs to be cleaned to ‘</w:t>
+      </w:r>
+      <w:proofErr w:type="spellStart"/>
+      <w:r>
+        <w:rPr>
+          <w:rFonts w:ascii="Times New Roman" w:hAnsi="Times New Roman" w:cs="Times New Roman"/>
+        </w:rPr>
+        <w:t>kpoli</w:t>
+      </w:r>
+      <w:proofErr w:type="spellEnd"/>
+      <w:r>
+        <w:rPr>
+          <w:rFonts w:ascii="Times New Roman" w:hAnsi="Times New Roman" w:cs="Times New Roman"/>
+        </w:rPr>
+        <w:t>’, which can be defined as proper noun recognizing problem.</w:t>
+      </w:r>
+    </w:p>
+    <w:p>
+      <w:pPr>
+        <w:pStyle w:val="ListParagraph"/>
+        <w:numPr>
+          <w:ilvl w:val="0"/>
+          <w:numId w:val="11"/>
+        </w:numPr>
+        <w:spacing w:line="360" w:lineRule="auto"/>
+        <w:rPr>
+          <w:rFonts w:ascii="Times New Roman" w:hAnsi="Times New Roman" w:cs="Times New Roman"/>
+        </w:rPr>
+      </w:pPr>
+      <w:r>
+        <w:rPr>
+          <w:rFonts w:ascii="Times New Roman" w:hAnsi="Times New Roman" w:cs="Times New Roman"/>
+          <w:b/>
+          <w:bCs/>
+        </w:rPr>
+        <w:t>Key Achievements:</w:t>
+      </w:r>
+    </w:p>
+    <w:p>
+      <w:pPr>
+        <w:pStyle w:val="ListParagraph"/>
+        <w:numPr>
+          <w:ilvl w:val="1"/>
+          <w:numId w:val="11"/>
+        </w:numPr>
+        <w:spacing w:line="360" w:lineRule="auto"/>
+        <w:rPr>
+          <w:rFonts w:ascii="Times New Roman" w:hAnsi="Times New Roman" w:cs="Times New Roman"/>
+        </w:rPr>
+      </w:pPr>
+      <w:r>
+        <w:rPr>
+          <w:rFonts w:ascii="Times New Roman" w:hAnsi="Times New Roman" w:cs="Times New Roman"/>
+          <w:b/>
+          <w:bCs/>
+        </w:rPr>
+        <w:t xml:space="preserve">Tree saved </w:t>
+      </w:r>
+      <w:r>
+        <w:rPr>
+          <w:rFonts w:ascii="Times New Roman" w:hAnsi="Times New Roman" w:cs="Times New Roman"/>
+        </w:rPr>
+        <w:t xml:space="preserve">in </w:t>
+      </w:r>
+      <w:proofErr w:type="spellStart"/>
+      <w:r>
+        <w:rPr>
+          <w:rFonts w:ascii="Times New Roman" w:hAnsi="Times New Roman" w:cs="Times New Roman"/>
+          <w:b/>
+          <w:bCs/>
+        </w:rPr>
+        <w:t>psql</w:t>
+      </w:r>
+      <w:proofErr w:type="spellEnd"/>
+    </w:p>
+    <w:p>
+      <w:pPr>
+        <w:pStyle w:val="ListParagraph"/>
+        <w:numPr>
+          <w:ilvl w:val="1"/>
+          <w:numId w:val="11"/>
+        </w:numPr>
+        <w:spacing w:line="360" w:lineRule="auto"/>
+        <w:rPr>
+          <w:rFonts w:ascii="Times New Roman" w:hAnsi="Times New Roman" w:cs="Times New Roman"/>
+        </w:rPr>
+      </w:pPr>
+      <w:r>
+        <w:rPr>
+          <w:rFonts w:ascii="Times New Roman" w:hAnsi="Times New Roman" w:cs="Times New Roman"/>
+          <w:b/>
+          <w:bCs/>
+        </w:rPr>
+        <w:t>Words association</w:t>
+      </w:r>
+      <w:r>
+        <w:rPr>
+          <w:rFonts w:ascii="Times New Roman" w:hAnsi="Times New Roman" w:cs="Times New Roman"/>
+        </w:rPr>
+        <w:t xml:space="preserve"> </w:t>
+      </w:r>
+      <w:r>
+        <w:rPr>
+          <w:rFonts w:ascii="Times New Roman" w:hAnsi="Times New Roman" w:cs="Times New Roman"/>
+          <w:b/>
+          <w:bCs/>
+        </w:rPr>
+        <w:t>id problem</w:t>
+      </w:r>
+      <w:r>
+        <w:rPr>
+          <w:rFonts w:ascii="Times New Roman" w:hAnsi="Times New Roman" w:cs="Times New Roman"/>
+        </w:rPr>
+        <w:t xml:space="preserve"> fixed</w:t>
+      </w:r>
+    </w:p>
+    <w:p>
+      <w:pPr>
+        <w:pStyle w:val="ListParagraph"/>
+        <w:numPr>
+          <w:ilvl w:val="1"/>
+          <w:numId w:val="11"/>
+        </w:numPr>
+        <w:spacing w:line="360" w:lineRule="auto"/>
+        <w:rPr>
+          <w:rFonts w:ascii="Times New Roman" w:hAnsi="Times New Roman" w:cs="Times New Roman"/>
+        </w:rPr>
+      </w:pPr>
+      <w:r>
+        <w:rPr>
+          <w:rFonts w:ascii="Times New Roman" w:hAnsi="Times New Roman" w:cs="Times New Roman"/>
+          <w:b/>
+          <w:bCs/>
+        </w:rPr>
+        <w:t>Tree retrieval API</w:t>
+      </w:r>
+      <w:r>
+        <w:rPr>
+          <w:rFonts w:ascii="Times New Roman" w:hAnsi="Times New Roman" w:cs="Times New Roman"/>
+        </w:rPr>
+        <w:t xml:space="preserve"> created</w:t>
+      </w:r>
+    </w:p>
+    <w:p>
+      <w:pPr>
+        <w:pStyle w:val="ListParagraph"/>
+        <w:numPr>
+          <w:ilvl w:val="1"/>
+          <w:numId w:val="11"/>
+        </w:numPr>
+        <w:spacing w:line="360" w:lineRule="auto"/>
+        <w:rPr>
+          <w:rFonts w:ascii="Times New Roman" w:hAnsi="Times New Roman" w:cs="Times New Roman"/>
+        </w:rPr>
+      </w:pPr>
+      <w:r>
+        <w:rPr>
+          <w:rFonts w:ascii="Times New Roman" w:hAnsi="Times New Roman" w:cs="Times New Roman"/>
+          <w:b/>
+          <w:bCs/>
+        </w:rPr>
+        <w:t>Procedure</w:t>
+      </w:r>
+      <w:r>
+        <w:rPr>
+          <w:rFonts w:ascii="Times New Roman" w:hAnsi="Times New Roman" w:cs="Times New Roman"/>
+        </w:rPr>
+        <w:t xml:space="preserve"> added in </w:t>
+      </w:r>
+      <w:proofErr w:type="spellStart"/>
+      <w:r>
+        <w:rPr>
+          <w:rFonts w:ascii="Times New Roman" w:hAnsi="Times New Roman" w:cs="Times New Roman"/>
+          <w:b/>
+          <w:bCs/>
+        </w:rPr>
+        <w:t>psql</w:t>
+      </w:r>
+      <w:proofErr w:type="spellEnd"/>
+      <w:r>
+        <w:rPr>
+          <w:rFonts w:ascii="Times New Roman" w:hAnsi="Times New Roman" w:cs="Times New Roman"/>
+        </w:rPr>
+        <w:t xml:space="preserve"> for </w:t>
+      </w:r>
+      <w:r>
+        <w:rPr>
+          <w:rFonts w:ascii="Times New Roman" w:hAnsi="Times New Roman" w:cs="Times New Roman"/>
+          <w:b/>
+          <w:bCs/>
+        </w:rPr>
+        <w:t>data deletion</w:t>
+      </w:r>
+    </w:p>
+    <w:p>
+      <w:pPr>
+        <w:pStyle w:val="ListParagraph"/>
+        <w:numPr>
+          <w:ilvl w:val="1"/>
+          <w:numId w:val="11"/>
+        </w:numPr>
+        <w:spacing w:line="360" w:lineRule="auto"/>
+        <w:rPr>
+          <w:rFonts w:ascii="Times New Roman" w:hAnsi="Times New Roman" w:cs="Times New Roman"/>
+        </w:rPr>
+      </w:pPr>
+      <w:r>
+        <w:rPr>
+          <w:rFonts w:ascii="Times New Roman" w:hAnsi="Times New Roman" w:cs="Times New Roman"/>
+          <w:b/>
+          <w:bCs/>
+        </w:rPr>
+        <w:t>NER</w:t>
+      </w:r>
+      <w:r>
+        <w:rPr>
+          <w:rFonts w:ascii="Times New Roman" w:hAnsi="Times New Roman" w:cs="Times New Roman"/>
+        </w:rPr>
+        <w:t xml:space="preserve"> added to handle </w:t>
+      </w:r>
+      <w:r>
+        <w:rPr>
+          <w:rFonts w:ascii="Times New Roman" w:hAnsi="Times New Roman" w:cs="Times New Roman"/>
+          <w:b/>
+          <w:bCs/>
+        </w:rPr>
+        <w:t>‘KP Oli’ problem</w:t>
+      </w:r>
+    </w:p>
+    <w:p>
+      <w:pPr>
+        <w:pStyle w:val="ListParagraph"/>
+        <w:numPr>
+          <w:ilvl w:val="1"/>
+          <w:numId w:val="11"/>
+        </w:numPr>
+        <w:spacing w:line="360" w:lineRule="auto"/>
+        <w:rPr>
+          <w:rFonts w:ascii="Times New Roman" w:hAnsi="Times New Roman" w:cs="Times New Roman"/>
+          <w:b/>
+          <w:bCs/>
+        </w:rPr>
+      </w:pPr>
+      <w:r>
+        <w:rPr>
+          <w:rFonts w:ascii="Times New Roman" w:hAnsi="Times New Roman" w:cs="Times New Roman"/>
+          <w:b/>
+          <w:bCs/>
+        </w:rPr>
+        <w:t>Word sentiment visualized</w:t>
+      </w:r>
+    </w:p>
+    <w:p>
+      <w:pPr>
+        <w:pStyle w:val="ListParagraph"/>
+        <w:numPr>
+          <w:ilvl w:val="1"/>
+          <w:numId w:val="11"/>
+        </w:numPr>
+        <w:spacing w:line="360" w:lineRule="auto"/>
+        <w:rPr>
+          <w:rFonts w:ascii="Times New Roman" w:hAnsi="Times New Roman" w:cs="Times New Roman"/>
+        </w:rPr>
+      </w:pPr>
+      <w:r>
+        <w:rPr>
+          <w:rFonts w:ascii="Times New Roman" w:hAnsi="Times New Roman" w:cs="Times New Roman"/>
+          <w:b/>
+          <w:bCs/>
+        </w:rPr>
+        <w:t>Tree pruning</w:t>
+      </w:r>
+      <w:r>
+        <w:rPr>
+          <w:rFonts w:ascii="Times New Roman" w:hAnsi="Times New Roman" w:cs="Times New Roman"/>
+        </w:rPr>
+        <w:t xml:space="preserve"> option </w:t>
+      </w:r>
+      <w:r>
+        <w:rPr>
+          <w:rFonts w:ascii="Times New Roman" w:hAnsi="Times New Roman" w:cs="Times New Roman"/>
+          <w:b/>
+          <w:bCs/>
+        </w:rPr>
+        <w:t>added</w:t>
+      </w:r>
+      <w:r>
+        <w:rPr>
+          <w:rFonts w:ascii="Times New Roman" w:hAnsi="Times New Roman" w:cs="Times New Roman"/>
+        </w:rPr>
+        <w:t xml:space="preserve"> </w:t>
+      </w:r>
+    </w:p>
+    <w:p>
+      <w:pPr>
+        <w:pStyle w:val="ListParagraph"/>
+        <w:numPr>
+          <w:ilvl w:val="0"/>
+          <w:numId w:val="11"/>
+        </w:numPr>
+        <w:spacing w:line="360" w:lineRule="auto"/>
+        <w:rPr>
+          <w:rFonts w:ascii="Times New Roman" w:hAnsi="Times New Roman" w:cs="Times New Roman"/>
+        </w:rPr>
+      </w:pPr>
+      <w:r>
+        <w:rPr>
+          <w:rFonts w:ascii="Times New Roman" w:hAnsi="Times New Roman" w:cs="Times New Roman"/>
+          <w:b/>
+          <w:bCs/>
+        </w:rPr>
+        <w:t>Limitations:</w:t>
+      </w:r>
+    </w:p>
+    <w:p>
+      <w:pPr>
+        <w:pStyle w:val="ListParagraph"/>
+        <w:numPr>
+          <w:ilvl w:val="1"/>
+          <w:numId w:val="11"/>
+        </w:numPr>
+        <w:spacing w:line="360" w:lineRule="auto"/>
+        <w:rPr>
+          <w:rFonts w:ascii="Times New Roman" w:hAnsi="Times New Roman" w:cs="Times New Roman"/>
+        </w:rPr>
+      </w:pPr>
+      <w:r>
+        <w:rPr>
+          <w:rFonts w:ascii="Times New Roman" w:hAnsi="Times New Roman" w:cs="Times New Roman"/>
+          <w:b/>
+          <w:bCs/>
+        </w:rPr>
+        <w:t>Target words</w:t>
+      </w:r>
+      <w:r>
+        <w:rPr>
+          <w:rFonts w:ascii="Times New Roman" w:hAnsi="Times New Roman" w:cs="Times New Roman"/>
+        </w:rPr>
+        <w:t xml:space="preserve"> still </w:t>
+      </w:r>
+      <w:r>
+        <w:rPr>
+          <w:rFonts w:ascii="Times New Roman" w:hAnsi="Times New Roman" w:cs="Times New Roman"/>
+          <w:b/>
+          <w:bCs/>
+        </w:rPr>
+        <w:t>hardcoded</w:t>
+      </w:r>
+    </w:p>
+    <w:p>
+      <w:pPr>
+        <w:pStyle w:val="ListParagraph"/>
+        <w:numPr>
+          <w:ilvl w:val="1"/>
+          <w:numId w:val="11"/>
+        </w:numPr>
+        <w:spacing w:line="360" w:lineRule="auto"/>
+        <w:rPr>
+          <w:rFonts w:ascii="Times New Roman" w:hAnsi="Times New Roman" w:cs="Times New Roman"/>
+        </w:rPr>
+      </w:pPr>
+      <w:r>
+        <w:rPr>
+          <w:rFonts w:ascii="Times New Roman" w:hAnsi="Times New Roman" w:cs="Times New Roman"/>
+          <w:b/>
+          <w:bCs/>
+        </w:rPr>
+        <w:lastRenderedPageBreak/>
+        <w:t>Frontend</w:t>
+      </w:r>
+      <w:r>
+        <w:rPr>
+          <w:rFonts w:ascii="Times New Roman" w:hAnsi="Times New Roman" w:cs="Times New Roman"/>
+        </w:rPr>
+        <w:t xml:space="preserve"> takes </w:t>
+      </w:r>
+      <w:r>
+        <w:rPr>
+          <w:rFonts w:ascii="Times New Roman" w:hAnsi="Times New Roman" w:cs="Times New Roman"/>
+          <w:b/>
+          <w:bCs/>
+        </w:rPr>
+        <w:t>time</w:t>
+      </w:r>
+      <w:r>
+        <w:rPr>
+          <w:rFonts w:ascii="Times New Roman" w:hAnsi="Times New Roman" w:cs="Times New Roman"/>
+        </w:rPr>
+        <w:t xml:space="preserve"> </w:t>
+      </w:r>
+      <w:r>
+        <w:rPr>
+          <w:rFonts w:ascii="Times New Roman" w:hAnsi="Times New Roman" w:cs="Times New Roman"/>
+          <w:b/>
+          <w:bCs/>
+        </w:rPr>
+        <w:t>showing data</w:t>
+      </w:r>
+    </w:p>
+    <w:p>
+      <w:pPr>
+        <w:pStyle w:val="ListParagraph"/>
+        <w:numPr>
+          <w:ilvl w:val="1"/>
+          <w:numId w:val="11"/>
+        </w:numPr>
+        <w:spacing w:line="360" w:lineRule="auto"/>
+        <w:rPr>
+          <w:rFonts w:ascii="Times New Roman" w:hAnsi="Times New Roman" w:cs="Times New Roman"/>
+        </w:rPr>
+      </w:pPr>
+      <w:r>
+        <w:rPr>
+          <w:rFonts w:ascii="Times New Roman" w:hAnsi="Times New Roman" w:cs="Times New Roman"/>
+          <w:b/>
+          <w:bCs/>
+        </w:rPr>
+        <w:t xml:space="preserve">LSTM </w:t>
+      </w:r>
+      <w:r>
+        <w:rPr>
+          <w:rFonts w:ascii="Times New Roman" w:hAnsi="Times New Roman" w:cs="Times New Roman"/>
+          <w:b/>
+          <w:bCs/>
+        </w:rPr>
+        <w:t>not</w:t>
+      </w:r>
+      <w:r>
+        <w:rPr>
+          <w:rFonts w:ascii="Times New Roman" w:hAnsi="Times New Roman" w:cs="Times New Roman"/>
+        </w:rPr>
+        <w:t xml:space="preserve"> showing </w:t>
+      </w:r>
+      <w:r>
+        <w:rPr>
+          <w:rFonts w:ascii="Times New Roman" w:hAnsi="Times New Roman" w:cs="Times New Roman"/>
+          <w:b/>
+          <w:bCs/>
+        </w:rPr>
+        <w:t>accurate result</w:t>
+      </w:r>
+    </w:p>
+    <w:p>
+      <w:pPr>
+        <w:pStyle w:val="ListParagraph"/>
+        <w:numPr>
+          <w:ilvl w:val="1"/>
+          <w:numId w:val="11"/>
+        </w:numPr>
+        <w:spacing w:line="360" w:lineRule="auto"/>
+        <w:rPr>
+          <w:rFonts w:ascii="Times New Roman" w:hAnsi="Times New Roman" w:cs="Times New Roman"/>
+        </w:rPr>
+      </w:pPr>
+      <w:r>
+        <w:rPr>
+          <w:rFonts w:ascii="Times New Roman" w:hAnsi="Times New Roman" w:cs="Times New Roman"/>
+          <w:b/>
+          <w:bCs/>
+        </w:rPr>
+        <w:t xml:space="preserve">No threshold </w:t>
+      </w:r>
+      <w:r>
+        <w:rPr>
+          <w:rFonts w:ascii="Times New Roman" w:hAnsi="Times New Roman" w:cs="Times New Roman"/>
+        </w:rPr>
+        <w:t xml:space="preserve">for </w:t>
+      </w:r>
+      <w:r>
+        <w:rPr>
+          <w:rFonts w:ascii="Times New Roman" w:hAnsi="Times New Roman" w:cs="Times New Roman"/>
+          <w:b/>
+          <w:bCs/>
+        </w:rPr>
+        <w:t>tree pruning</w:t>
+      </w:r>
+    </w:p>
+    <w:p>
+      <w:pPr>
+        <w:pStyle w:val="Heading1"/>
+        <w:spacing w:line="360" w:lineRule="auto"/>
         <w:rPr>
           <w:rFonts w:ascii="Times New Roman" w:hAnsi="Times New Roman" w:cs="Times New Roman"/>
           <w:b/>
@@ -2959,8 +3626,8 @@
           <w:sz w:val="32"/>
           <w:szCs w:val="32"/>
         </w:rPr>
-        <w:t>,</w:t>
-      </w:r>
+      </w:pPr>
+      <w:bookmarkStart w:id="6" w:name="_Toc221883636"/>
       <w:r>
         <w:rPr>
           <w:rFonts w:ascii="Times New Roman" w:hAnsi="Times New Roman" w:cs="Times New Roman"/>
@@ -2970,7 +3637,7 @@
           <w:sz w:val="32"/>
           <w:szCs w:val="32"/>
         </w:rPr>
-        <w:t xml:space="preserve"> Word Sentiment Visualized, &amp; Pre-Processing Issues</w:t>
+        <w:t xml:space="preserve">Sprint </w:t>
       </w:r>
       <w:r>
         <w:rPr>
@@ -2981,61 +3648,634 @@
           <w:sz w:val="32"/>
           <w:szCs w:val="32"/>
         </w:rPr>
+        <w:t>8</w:t>
+      </w:r>
+      <w:r>
+        <w:rPr>
+          <w:rFonts w:ascii="Times New Roman" w:hAnsi="Times New Roman" w:cs="Times New Roman"/>
+          <w:b/>
+          <w:bCs/>
+          <w:color w:val="000000" w:themeColor="text1"/>
+          <w:sz w:val="32"/>
+          <w:szCs w:val="32"/>
+        </w:rPr>
+        <w:t xml:space="preserve">: </w:t>
+      </w:r>
+      <w:r>
+        <w:rPr>
+          <w:rFonts w:ascii="Times New Roman" w:hAnsi="Times New Roman" w:cs="Times New Roman"/>
+          <w:b/>
+          <w:bCs/>
+          <w:color w:val="000000" w:themeColor="text1"/>
+          <w:sz w:val="32"/>
+          <w:szCs w:val="32"/>
+        </w:rPr>
+        <w:t xml:space="preserve">Threshold in </w:t>
+      </w:r>
+      <w:r>
+        <w:rPr>
+          <w:rFonts w:ascii="Times New Roman" w:hAnsi="Times New Roman" w:cs="Times New Roman"/>
+          <w:b/>
+          <w:bCs/>
+          <w:color w:val="000000" w:themeColor="text1"/>
+          <w:sz w:val="32"/>
+          <w:szCs w:val="32"/>
+        </w:rPr>
+        <w:t>F</w:t>
+      </w:r>
+      <w:r>
+        <w:rPr>
+          <w:rFonts w:ascii="Times New Roman" w:hAnsi="Times New Roman" w:cs="Times New Roman"/>
+          <w:b/>
+          <w:bCs/>
+          <w:color w:val="000000" w:themeColor="text1"/>
+          <w:sz w:val="32"/>
+          <w:szCs w:val="32"/>
+        </w:rPr>
+        <w:t xml:space="preserve">rontend for </w:t>
+      </w:r>
+      <w:r>
+        <w:rPr>
+          <w:rFonts w:ascii="Times New Roman" w:hAnsi="Times New Roman" w:cs="Times New Roman"/>
+          <w:b/>
+          <w:bCs/>
+          <w:color w:val="000000" w:themeColor="text1"/>
+          <w:sz w:val="32"/>
+          <w:szCs w:val="32"/>
+        </w:rPr>
+        <w:t>P</w:t>
+      </w:r>
+      <w:r>
+        <w:rPr>
+          <w:rFonts w:ascii="Times New Roman" w:hAnsi="Times New Roman" w:cs="Times New Roman"/>
+          <w:b/>
+          <w:bCs/>
+          <w:color w:val="000000" w:themeColor="text1"/>
+          <w:sz w:val="32"/>
+          <w:szCs w:val="32"/>
+        </w:rPr>
+        <w:t xml:space="preserve">runing, </w:t>
+      </w:r>
+      <w:r>
+        <w:rPr>
+          <w:rFonts w:ascii="Times New Roman" w:hAnsi="Times New Roman" w:cs="Times New Roman"/>
+          <w:b/>
+          <w:bCs/>
+          <w:color w:val="000000" w:themeColor="text1"/>
+          <w:sz w:val="32"/>
+          <w:szCs w:val="32"/>
+        </w:rPr>
+        <w:t xml:space="preserve">Evaluation Metric for Tree, Implementing Other’s Tree Algo., </w:t>
+      </w:r>
+      <w:r>
+        <w:rPr>
+          <w:rFonts w:ascii="Times New Roman" w:hAnsi="Times New Roman" w:cs="Times New Roman"/>
+          <w:b/>
+          <w:bCs/>
+          <w:color w:val="000000" w:themeColor="text1"/>
+          <w:sz w:val="32"/>
+          <w:szCs w:val="32"/>
+        </w:rPr>
+        <w:t>Drawing</w:t>
+      </w:r>
+      <w:r>
+        <w:rPr>
+          <w:rFonts w:ascii="Times New Roman" w:hAnsi="Times New Roman" w:cs="Times New Roman"/>
+          <w:b/>
+          <w:bCs/>
+          <w:color w:val="000000" w:themeColor="text1"/>
+          <w:sz w:val="32"/>
+          <w:szCs w:val="32"/>
+        </w:rPr>
+        <w:t xml:space="preserve"> Comparison</w:t>
+      </w:r>
+      <w:bookmarkEnd w:id="6"/>
+    </w:p>
+    <w:p>
+      <w:pPr>
+        <w:pStyle w:val="ListParagraph"/>
+        <w:numPr>
+          <w:ilvl w:val="0"/>
+          <w:numId w:val="12"/>
+        </w:numPr>
+        <w:rPr>
+          <w:rFonts w:ascii="Times New Roman" w:hAnsi="Times New Roman" w:cs="Times New Roman"/>
+        </w:rPr>
+      </w:pPr>
+      <w:r>
+        <w:rPr>
+          <w:rFonts w:ascii="Times New Roman" w:hAnsi="Times New Roman" w:cs="Times New Roman"/>
+          <w:b/>
+          <w:bCs/>
+        </w:rPr>
+        <w:t>Time</w:t>
+      </w:r>
+      <w:r>
+        <w:rPr>
+          <w:rFonts w:ascii="Times New Roman" w:hAnsi="Times New Roman" w:cs="Times New Roman"/>
+          <w:b/>
+          <w:bCs/>
+        </w:rPr>
+        <w:t>: Feb 3 – Feb 1</w:t>
+      </w:r>
+      <w:r>
+        <w:rPr>
+          <w:rFonts w:ascii="Times New Roman" w:hAnsi="Times New Roman" w:cs="Times New Roman"/>
+          <w:b/>
+          <w:bCs/>
+        </w:rPr>
+        <w:t>2</w:t>
+      </w:r>
+    </w:p>
+    <w:p>
+      <w:pPr>
+        <w:pStyle w:val="ListParagraph"/>
+        <w:numPr>
+          <w:ilvl w:val="0"/>
+          <w:numId w:val="12"/>
+        </w:numPr>
+        <w:rPr>
+          <w:rFonts w:ascii="Times New Roman" w:hAnsi="Times New Roman" w:cs="Times New Roman"/>
+        </w:rPr>
+      </w:pPr>
+      <w:r>
+        <w:rPr>
+          <w:rFonts w:ascii="Times New Roman" w:hAnsi="Times New Roman" w:cs="Times New Roman"/>
+          <w:b/>
+          <w:bCs/>
+        </w:rPr>
+        <w:t>Focus</w:t>
+      </w:r>
+      <w:r>
+        <w:rPr>
+          <w:rFonts w:ascii="Times New Roman" w:hAnsi="Times New Roman" w:cs="Times New Roman"/>
+          <w:b/>
+          <w:bCs/>
+        </w:rPr>
+        <w:t>:</w:t>
+      </w:r>
+      <w:r>
+        <w:rPr>
+          <w:rFonts w:ascii="Times New Roman" w:hAnsi="Times New Roman" w:cs="Times New Roman"/>
+          <w:b/>
+          <w:bCs/>
+        </w:rPr>
+        <w:t xml:space="preserve"> </w:t>
+      </w:r>
+      <w:r>
+        <w:rPr>
+          <w:rFonts w:ascii="Times New Roman" w:hAnsi="Times New Roman" w:cs="Times New Roman"/>
+        </w:rPr>
+        <w:t xml:space="preserve">The main focus of this sprint is on the </w:t>
+      </w:r>
+      <w:r>
+        <w:rPr>
+          <w:rFonts w:ascii="Times New Roman" w:hAnsi="Times New Roman" w:cs="Times New Roman"/>
+        </w:rPr>
+        <w:t>paper writing portion</w:t>
+      </w:r>
+      <w:r>
+        <w:rPr>
+          <w:rFonts w:ascii="Times New Roman" w:hAnsi="Times New Roman" w:cs="Times New Roman"/>
+        </w:rPr>
+        <w:t xml:space="preserve"> where we have to find a suitable evaluation metric to test our tree’s performance</w:t>
+      </w:r>
+      <w:r>
+        <w:rPr>
+          <w:rFonts w:ascii="Times New Roman" w:hAnsi="Times New Roman" w:cs="Times New Roman"/>
+        </w:rPr>
+        <w:t xml:space="preserve">. Furthermore, </w:t>
+      </w:r>
+      <w:r>
+        <w:rPr>
+          <w:rFonts w:ascii="Times New Roman" w:hAnsi="Times New Roman" w:cs="Times New Roman"/>
+        </w:rPr>
+        <w:t>we have to implement other’s algorithm for drawing such tree and while using same dataset, compare the results from other’s tree algo vs our</w:t>
+      </w:r>
+      <w:r>
+        <w:rPr>
+          <w:rFonts w:ascii="Times New Roman" w:hAnsi="Times New Roman" w:cs="Times New Roman"/>
+        </w:rPr>
+        <w:t xml:space="preserve">s. </w:t>
+      </w:r>
+      <w:r>
+        <w:rPr>
+          <w:rFonts w:ascii="Times New Roman" w:hAnsi="Times New Roman" w:cs="Times New Roman"/>
+        </w:rPr>
+        <w:t>Lastly, there’s also focus on implementing a threshold feature while tree pruning aimed at providing the control to the user.</w:t>
+      </w:r>
+    </w:p>
+    <w:p>
+      <w:pPr>
+        <w:pStyle w:val="ListParagraph"/>
+        <w:numPr>
+          <w:ilvl w:val="0"/>
+          <w:numId w:val="12"/>
+        </w:numPr>
+        <w:rPr>
+          <w:rFonts w:ascii="Times New Roman" w:hAnsi="Times New Roman" w:cs="Times New Roman"/>
+        </w:rPr>
+      </w:pPr>
+      <w:r>
+        <w:rPr>
+          <w:rFonts w:ascii="Times New Roman" w:hAnsi="Times New Roman" w:cs="Times New Roman"/>
+          <w:b/>
+          <w:bCs/>
+        </w:rPr>
+        <w:t>Key Achievements</w:t>
+      </w:r>
+      <w:r>
+        <w:rPr>
+          <w:rFonts w:ascii="Times New Roman" w:hAnsi="Times New Roman" w:cs="Times New Roman"/>
+          <w:b/>
+          <w:bCs/>
+        </w:rPr>
+        <w:t>:</w:t>
+      </w:r>
+      <w:r>
+        <w:rPr>
+          <w:rFonts w:ascii="Times New Roman" w:hAnsi="Times New Roman" w:cs="Times New Roman"/>
+          <w:b/>
+          <w:bCs/>
+        </w:rPr>
+        <w:t xml:space="preserve"> </w:t>
+      </w:r>
+    </w:p>
+    <w:p>
+      <w:pPr>
+        <w:pStyle w:val="ListParagraph"/>
+        <w:numPr>
+          <w:ilvl w:val="1"/>
+          <w:numId w:val="12"/>
+        </w:numPr>
+        <w:rPr>
+          <w:rFonts w:ascii="Times New Roman" w:hAnsi="Times New Roman" w:cs="Times New Roman"/>
+        </w:rPr>
+      </w:pPr>
+      <w:r>
+        <w:rPr>
+          <w:rFonts w:ascii="Times New Roman" w:hAnsi="Times New Roman" w:cs="Times New Roman"/>
+          <w:b/>
+          <w:bCs/>
+        </w:rPr>
+        <w:t>Created tree</w:t>
+      </w:r>
+      <w:r>
+        <w:rPr>
+          <w:rFonts w:ascii="Times New Roman" w:hAnsi="Times New Roman" w:cs="Times New Roman"/>
+        </w:rPr>
+        <w:t xml:space="preserve"> using </w:t>
+      </w:r>
+      <w:r>
+        <w:rPr>
+          <w:rFonts w:ascii="Times New Roman" w:hAnsi="Times New Roman" w:cs="Times New Roman"/>
+          <w:b/>
+          <w:bCs/>
+        </w:rPr>
+        <w:t>hand</w:t>
+      </w:r>
+      <w:r>
+        <w:rPr>
+          <w:rFonts w:ascii="Times New Roman" w:hAnsi="Times New Roman" w:cs="Times New Roman"/>
+        </w:rPr>
+        <w:t xml:space="preserve"> to </w:t>
+      </w:r>
+      <w:r>
+        <w:rPr>
+          <w:rFonts w:ascii="Times New Roman" w:hAnsi="Times New Roman" w:cs="Times New Roman"/>
+          <w:b/>
+          <w:bCs/>
+        </w:rPr>
+        <w:t>figure out components</w:t>
+      </w:r>
+    </w:p>
+    <w:p>
+      <w:pPr>
+        <w:pStyle w:val="ListParagraph"/>
+        <w:numPr>
+          <w:ilvl w:val="1"/>
+          <w:numId w:val="12"/>
+        </w:numPr>
+        <w:rPr>
+          <w:rFonts w:ascii="Times New Roman" w:hAnsi="Times New Roman" w:cs="Times New Roman"/>
+        </w:rPr>
+      </w:pPr>
+      <w:r>
+        <w:rPr>
+          <w:rFonts w:ascii="Times New Roman" w:hAnsi="Times New Roman" w:cs="Times New Roman"/>
+          <w:b/>
+          <w:bCs/>
+        </w:rPr>
+        <w:t>Targeted</w:t>
+      </w:r>
+      <w:r>
+        <w:rPr>
+          <w:rFonts w:ascii="Times New Roman" w:hAnsi="Times New Roman" w:cs="Times New Roman"/>
+        </w:rPr>
+        <w:t xml:space="preserve"> </w:t>
+      </w:r>
+      <w:r>
+        <w:rPr>
+          <w:rFonts w:ascii="Times New Roman" w:hAnsi="Times New Roman" w:cs="Times New Roman"/>
+          <w:b/>
+          <w:bCs/>
+        </w:rPr>
+        <w:t>Domain/Sub-Domain Words</w:t>
+      </w:r>
+      <w:r>
+        <w:rPr>
+          <w:rFonts w:ascii="Times New Roman" w:hAnsi="Times New Roman" w:cs="Times New Roman"/>
+        </w:rPr>
+        <w:t xml:space="preserve"> Generator</w:t>
+      </w:r>
+    </w:p>
+    <w:p>
+      <w:pPr>
+        <w:pStyle w:val="ListParagraph"/>
+        <w:numPr>
+          <w:ilvl w:val="1"/>
+          <w:numId w:val="12"/>
+        </w:numPr>
+        <w:rPr>
+          <w:rFonts w:ascii="Times New Roman" w:hAnsi="Times New Roman" w:cs="Times New Roman"/>
+        </w:rPr>
+      </w:pPr>
+      <w:r>
+        <w:rPr>
+          <w:rFonts w:ascii="Times New Roman" w:hAnsi="Times New Roman" w:cs="Times New Roman"/>
+          <w:b/>
+          <w:bCs/>
+        </w:rPr>
+        <w:t>Researched Papers</w:t>
+      </w:r>
+      <w:r>
+        <w:rPr>
+          <w:rFonts w:ascii="Times New Roman" w:hAnsi="Times New Roman" w:cs="Times New Roman"/>
+        </w:rPr>
+        <w:t xml:space="preserve"> (</w:t>
+      </w:r>
+      <w:r>
+        <w:rPr>
+          <w:rFonts w:ascii="Times New Roman" w:hAnsi="Times New Roman" w:cs="Times New Roman"/>
+          <w:b/>
+          <w:bCs/>
+        </w:rPr>
+        <w:t>KGM-TT</w:t>
+      </w:r>
+      <w:r>
+        <w:rPr>
+          <w:rFonts w:ascii="Times New Roman" w:hAnsi="Times New Roman" w:cs="Times New Roman"/>
+        </w:rPr>
+        <w:t xml:space="preserve"> &amp; </w:t>
+      </w:r>
+      <w:r>
+        <w:rPr>
+          <w:rFonts w:ascii="Times New Roman" w:hAnsi="Times New Roman" w:cs="Times New Roman"/>
+          <w:b/>
+          <w:bCs/>
+        </w:rPr>
+        <w:t>Ti-Fi</w:t>
+      </w:r>
+      <w:r>
+        <w:rPr>
+          <w:rFonts w:ascii="Times New Roman" w:hAnsi="Times New Roman" w:cs="Times New Roman"/>
+        </w:rPr>
+        <w:t xml:space="preserve"> highlighted)</w:t>
+      </w:r>
+    </w:p>
+    <w:p>
+      <w:pPr>
+        <w:pStyle w:val="ListParagraph"/>
+        <w:numPr>
+          <w:ilvl w:val="0"/>
+          <w:numId w:val="12"/>
+        </w:numPr>
+        <w:rPr>
+          <w:rFonts w:ascii="Times New Roman" w:hAnsi="Times New Roman" w:cs="Times New Roman"/>
+        </w:rPr>
+      </w:pPr>
+      <w:r>
+        <w:rPr>
+          <w:rFonts w:ascii="Times New Roman" w:hAnsi="Times New Roman" w:cs="Times New Roman"/>
+          <w:b/>
+          <w:bCs/>
+        </w:rPr>
+        <w:t>Limitations</w:t>
+      </w:r>
+      <w:r>
+        <w:rPr>
+          <w:rFonts w:ascii="Times New Roman" w:hAnsi="Times New Roman" w:cs="Times New Roman"/>
+          <w:b/>
+          <w:bCs/>
+        </w:rPr>
+        <w:t>:</w:t>
+      </w:r>
+    </w:p>
+    <w:p>
+      <w:pPr>
+        <w:pStyle w:val="ListParagraph"/>
+        <w:numPr>
+          <w:ilvl w:val="1"/>
+          <w:numId w:val="12"/>
+        </w:numPr>
+        <w:rPr>
+          <w:rFonts w:ascii="Times New Roman" w:hAnsi="Times New Roman" w:cs="Times New Roman"/>
+        </w:rPr>
+      </w:pPr>
+      <w:r>
+        <w:rPr>
+          <w:rFonts w:ascii="Times New Roman" w:hAnsi="Times New Roman" w:cs="Times New Roman"/>
+          <w:b/>
+          <w:bCs/>
+        </w:rPr>
+        <w:t>Researched Papers</w:t>
+      </w:r>
+      <w:r>
+        <w:rPr>
+          <w:rFonts w:ascii="Times New Roman" w:hAnsi="Times New Roman" w:cs="Times New Roman"/>
+        </w:rPr>
+        <w:t xml:space="preserve"> don’t </w:t>
+      </w:r>
+      <w:r>
+        <w:rPr>
+          <w:rFonts w:ascii="Times New Roman" w:hAnsi="Times New Roman" w:cs="Times New Roman"/>
+          <w:b/>
+          <w:bCs/>
+        </w:rPr>
+        <w:t>address short texts</w:t>
+      </w:r>
+    </w:p>
+    <w:p>
+      <w:pPr>
+        <w:pStyle w:val="ListParagraph"/>
+        <w:numPr>
+          <w:ilvl w:val="1"/>
+          <w:numId w:val="12"/>
+        </w:numPr>
+        <w:rPr>
+          <w:rFonts w:ascii="Times New Roman" w:hAnsi="Times New Roman" w:cs="Times New Roman"/>
+        </w:rPr>
+      </w:pPr>
+      <w:r>
+        <w:rPr>
+          <w:rFonts w:ascii="Times New Roman" w:hAnsi="Times New Roman" w:cs="Times New Roman"/>
+          <w:b/>
+          <w:bCs/>
+        </w:rPr>
+        <w:t>Paper’s algo</w:t>
+      </w:r>
+      <w:r>
+        <w:rPr>
+          <w:rFonts w:ascii="Times New Roman" w:hAnsi="Times New Roman" w:cs="Times New Roman"/>
+        </w:rPr>
+        <w:t xml:space="preserve"> </w:t>
+      </w:r>
+      <w:r>
+        <w:rPr>
+          <w:rFonts w:ascii="Times New Roman" w:hAnsi="Times New Roman" w:cs="Times New Roman"/>
+          <w:b/>
+          <w:bCs/>
+        </w:rPr>
+        <w:t>not implemented</w:t>
+      </w:r>
+    </w:p>
+    <w:p>
+      <w:pPr>
+        <w:pStyle w:val="ListParagraph"/>
+        <w:numPr>
+          <w:ilvl w:val="1"/>
+          <w:numId w:val="12"/>
+        </w:numPr>
+        <w:rPr>
+          <w:rFonts w:ascii="Times New Roman" w:hAnsi="Times New Roman" w:cs="Times New Roman"/>
+        </w:rPr>
+      </w:pPr>
+      <w:r>
+        <w:rPr>
+          <w:rFonts w:ascii="Times New Roman" w:hAnsi="Times New Roman" w:cs="Times New Roman"/>
+          <w:b/>
+          <w:bCs/>
+        </w:rPr>
+        <w:t>Own algo</w:t>
+      </w:r>
+      <w:r>
+        <w:rPr>
+          <w:rFonts w:ascii="Times New Roman" w:hAnsi="Times New Roman" w:cs="Times New Roman"/>
+        </w:rPr>
+        <w:t xml:space="preserve"> </w:t>
+      </w:r>
+      <w:r>
+        <w:rPr>
+          <w:rFonts w:ascii="Times New Roman" w:hAnsi="Times New Roman" w:cs="Times New Roman"/>
+          <w:b/>
+          <w:bCs/>
+        </w:rPr>
+        <w:t>not</w:t>
+      </w:r>
+      <w:r>
+        <w:rPr>
+          <w:rFonts w:ascii="Times New Roman" w:hAnsi="Times New Roman" w:cs="Times New Roman"/>
+        </w:rPr>
+        <w:t xml:space="preserve"> </w:t>
+      </w:r>
+      <w:r>
+        <w:rPr>
+          <w:rFonts w:ascii="Times New Roman" w:hAnsi="Times New Roman" w:cs="Times New Roman"/>
+          <w:b/>
+          <w:bCs/>
+        </w:rPr>
+        <w:t>created</w:t>
+      </w:r>
+    </w:p>
+    <w:p>
+      <w:pPr>
+        <w:pStyle w:val="Heading1"/>
+        <w:spacing w:line="360" w:lineRule="auto"/>
+        <w:rPr>
+          <w:rFonts w:ascii="Times New Roman" w:hAnsi="Times New Roman" w:cs="Times New Roman"/>
+          <w:b/>
+          <w:bCs/>
+          <w:color w:val="000000" w:themeColor="text1"/>
+          <w:sz w:val="32"/>
+          <w:szCs w:val="32"/>
+        </w:rPr>
+      </w:pPr>
+      <w:bookmarkStart w:id="7" w:name="_Toc221883637"/>
+      <w:r>
+        <w:rPr>
+          <w:rFonts w:ascii="Times New Roman" w:hAnsi="Times New Roman" w:cs="Times New Roman"/>
+          <w:b/>
+          <w:bCs/>
+          <w:color w:val="000000" w:themeColor="text1"/>
+          <w:sz w:val="32"/>
+          <w:szCs w:val="32"/>
+        </w:rPr>
+        <w:t xml:space="preserve">Sprint </w:t>
+      </w:r>
+      <w:r>
+        <w:rPr>
+          <w:rFonts w:ascii="Times New Roman" w:hAnsi="Times New Roman" w:cs="Times New Roman"/>
+          <w:b/>
+          <w:bCs/>
+          <w:color w:val="000000" w:themeColor="text1"/>
+          <w:sz w:val="32"/>
+          <w:szCs w:val="32"/>
+        </w:rPr>
+        <w:t>9</w:t>
+      </w:r>
+      <w:r>
+        <w:rPr>
+          <w:rFonts w:ascii="Times New Roman" w:hAnsi="Times New Roman" w:cs="Times New Roman"/>
+          <w:b/>
+          <w:bCs/>
+          <w:color w:val="000000" w:themeColor="text1"/>
+          <w:sz w:val="32"/>
+          <w:szCs w:val="32"/>
+        </w:rPr>
+        <w:t xml:space="preserve">: </w:t>
+      </w:r>
+      <w:r>
+        <w:rPr>
+          <w:rFonts w:ascii="Times New Roman" w:hAnsi="Times New Roman" w:cs="Times New Roman"/>
+          <w:b/>
+          <w:bCs/>
+          <w:color w:val="000000" w:themeColor="text1"/>
+          <w:sz w:val="32"/>
+          <w:szCs w:val="32"/>
+        </w:rPr>
+        <w:t>Create Own Algo, Research Short Text Papers, Evaluate Algo Created</w:t>
+      </w:r>
+      <w:r>
+        <w:rPr>
+          <w:rFonts w:ascii="Times New Roman" w:hAnsi="Times New Roman" w:cs="Times New Roman"/>
+          <w:b/>
+          <w:bCs/>
+          <w:color w:val="000000" w:themeColor="text1"/>
+          <w:sz w:val="32"/>
+          <w:szCs w:val="32"/>
+        </w:rPr>
         <w:t xml:space="preserve"> (Current)</w:t>
       </w:r>
-      <w:bookmarkEnd w:id="5"/>
+      <w:bookmarkEnd w:id="7"/>
     </w:p>
     <w:p>
       <w:pPr>
         <w:pStyle w:val="ListParagraph"/>
         <w:numPr>
           <w:ilvl w:val="0"/>
-          <w:numId w:val="11"/>
-        </w:numPr>
-        <w:spacing w:line="360" w:lineRule="auto"/>
-        <w:rPr>
-          <w:rFonts w:ascii="Times New Roman" w:hAnsi="Times New Roman" w:cs="Times New Roman"/>
-        </w:rPr>
-      </w:pPr>
-      <w:r>
-        <w:rPr>
-          <w:rFonts w:ascii="Times New Roman" w:hAnsi="Times New Roman" w:cs="Times New Roman"/>
-          <w:b/>
-          <w:bCs/>
-        </w:rPr>
-        <w:t xml:space="preserve">Time: </w:t>
-      </w:r>
-      <w:r>
-        <w:rPr>
-          <w:rFonts w:ascii="Times New Roman" w:hAnsi="Times New Roman" w:cs="Times New Roman"/>
-          <w:b/>
-          <w:bCs/>
-        </w:rPr>
-        <w:t xml:space="preserve">Jan 27 </w:t>
-      </w:r>
-      <w:r>
-        <w:rPr>
-          <w:rFonts w:ascii="Times New Roman" w:hAnsi="Times New Roman" w:cs="Times New Roman"/>
-          <w:b/>
-          <w:bCs/>
-        </w:rPr>
-        <w:t>–</w:t>
-      </w:r>
-      <w:r>
-        <w:rPr>
-          <w:rFonts w:ascii="Times New Roman" w:hAnsi="Times New Roman" w:cs="Times New Roman"/>
-          <w:b/>
-          <w:bCs/>
-        </w:rPr>
-        <w:t xml:space="preserve"> </w:t>
-      </w:r>
-      <w:r>
-        <w:rPr>
-          <w:rFonts w:ascii="Times New Roman" w:hAnsi="Times New Roman" w:cs="Times New Roman"/>
-          <w:b/>
-          <w:bCs/>
-        </w:rPr>
-        <w:t>Feb 3</w:t>
+          <w:numId w:val="13"/>
+        </w:numPr>
+        <w:rPr>
+          <w:rFonts w:ascii="Times New Roman" w:hAnsi="Times New Roman" w:cs="Times New Roman"/>
+        </w:rPr>
+      </w:pPr>
+      <w:r>
+        <w:rPr>
+          <w:rFonts w:ascii="Times New Roman" w:hAnsi="Times New Roman" w:cs="Times New Roman"/>
+          <w:b/>
+          <w:bCs/>
+        </w:rPr>
+        <w:t>Time: Feb 12 – Feb 19</w:t>
       </w:r>
     </w:p>
     <w:p>
@@ -3043,20 +4283,25 @@
         <w:pStyle w:val="ListParagraph"/>
         <w:numPr>
           <w:ilvl w:val="0"/>
-          <w:numId w:val="11"/>
-        </w:numPr>
-        <w:spacing w:line="360" w:lineRule="auto"/>
-        <w:rPr>
-          <w:rFonts w:ascii="Times New Roman" w:hAnsi="Times New Roman" w:cs="Times New Roman"/>
-        </w:rPr>
-      </w:pPr>
-      <w:r>
-        <w:rPr>
-          <w:rFonts w:ascii="Times New Roman" w:hAnsi="Times New Roman" w:cs="Times New Roman"/>
-          <w:b/>
-          <w:bCs/>
-        </w:rPr>
-        <w:t>Focus:</w:t>
+          <w:numId w:val="13"/>
+        </w:numPr>
+        <w:rPr>
+          <w:rFonts w:ascii="Times New Roman" w:hAnsi="Times New Roman" w:cs="Times New Roman"/>
+        </w:rPr>
+      </w:pPr>
+      <w:r>
+        <w:rPr>
+          <w:rFonts w:ascii="Times New Roman" w:hAnsi="Times New Roman" w:cs="Times New Roman"/>
+          <w:b/>
+          <w:bCs/>
+        </w:rPr>
+        <w:t xml:space="preserve">Focus: </w:t>
+      </w:r>
+      <w:r>
+        <w:rPr>
+          <w:rFonts w:ascii="Times New Roman" w:hAnsi="Times New Roman" w:cs="Times New Roman"/>
+        </w:rPr>
+        <w:t xml:space="preserve">Our mentor has requested us to focus on building our own algorithm while also researching on papers that highlight domain/sub-domain for short texts (like our comments). Then, once our algorithm is created and we have something to compare it with (findings from papers), we have to evaluate the algorithm. Lastly, this algorithm is only focused towards the domain/sub-domain words generation part. </w:t>
       </w:r>
     </w:p>
     <w:p>
@@ -3064,9 +4309,8 @@
         <w:pStyle w:val="ListParagraph"/>
         <w:numPr>
           <w:ilvl w:val="0"/>
-          <w:numId w:val="11"/>
-        </w:numPr>
-        <w:spacing w:line="360" w:lineRule="auto"/>
+          <w:numId w:val="13"/>
+        </w:numPr>
         <w:rPr>
           <w:rFonts w:ascii="Times New Roman" w:hAnsi="Times New Roman" w:cs="Times New Roman"/>
         </w:rPr>
@@ -3085,9 +4329,8 @@
         <w:pStyle w:val="ListParagraph"/>
         <w:numPr>
           <w:ilvl w:val="0"/>
-          <w:numId w:val="11"/>
-        </w:numPr>
-        <w:spacing w:line="360" w:lineRule="auto"/>
+          <w:numId w:val="13"/>
+        </w:numPr>
         <w:rPr>
           <w:rFonts w:ascii="Times New Roman" w:hAnsi="Times New Roman" w:cs="Times New Roman"/>
         </w:rPr>
@@ -3100,6 +4343,14 @@
         </w:rPr>
         <w:t>Limitations:</w:t>
       </w:r>
+    </w:p>
+    <w:p>
+      <w:pPr>
+        <w:spacing w:line="360" w:lineRule="auto"/>
+        <w:rPr>
+          <w:rFonts w:ascii="Times New Roman" w:hAnsi="Times New Roman" w:cs="Times New Roman"/>
+        </w:rPr>
+      </w:pPr>
     </w:p>
     <w:p>
       <w:pPr>
@@ -3747,7 +4998,7 @@
         <w:rFonts w:ascii="Symbol" w:hAnsi="Symbol" w:hint="default"/>
       </w:rPr>
     </w:lvl>
-    <w:lvl w:ilvl="1" w:tplc="04090003" w:tentative="1">
+    <w:lvl w:ilvl="1" w:tplc="04090003">
       <w:start w:val="1"/>
       <w:numFmt w:val="bullet"/>
       <w:lvlText w:val="o"/>
@@ -4107,6 +5358,119 @@
     </w:lvl>
   </w:abstractNum>
   <w:abstractNum w:abstractNumId="7" w15:restartNumberingAfterBreak="0">
+    <w:nsid w:val="33E465BE"/>
+    <w:multiLevelType w:val="hybridMultilevel"/>
+    <w:tmpl w:val="E32A808A"/>
+    <w:lvl w:ilvl="0" w:tplc="04090001">
+      <w:start w:val="1"/>
+      <w:numFmt w:val="bullet"/>
+      <w:lvlText w:val=""/>
+      <w:lvlJc w:val="left"/>
+      <w:pPr>
+        <w:ind w:left="720" w:hanging="360"/>
+      </w:pPr>
+      <w:rPr>
+        <w:rFonts w:ascii="Symbol" w:hAnsi="Symbol" w:hint="default"/>
+      </w:rPr>
+    </w:lvl>
+    <w:lvl w:ilvl="1" w:tplc="04090003">
+      <w:start w:val="1"/>
+      <w:numFmt w:val="bullet"/>
+      <w:lvlText w:val="o"/>
+      <w:lvlJc w:val="left"/>
+      <w:pPr>
+        <w:ind w:left="1440" w:hanging="360"/>
+      </w:pPr>
+      <w:rPr>
+        <w:rFonts w:ascii="Courier New" w:hAnsi="Courier New" w:cs="Courier New" w:hint="default"/>
+      </w:rPr>
+    </w:lvl>
+    <w:lvl w:ilvl="2" w:tplc="04090005" w:tentative="1">
+      <w:start w:val="1"/>
+      <w:numFmt w:val="bullet"/>
+      <w:lvlText w:val=""/>
+      <w:lvlJc w:val="left"/>
+      <w:pPr>
+        <w:ind w:left="2160" w:hanging="360"/>
+      </w:pPr>
+      <w:rPr>
+        <w:rFonts w:ascii="Wingdings" w:hAnsi="Wingdings" w:hint="default"/>
+      </w:rPr>
+    </w:lvl>
+    <w:lvl w:ilvl="3" w:tplc="04090001" w:tentative="1">
+      <w:start w:val="1"/>
+      <w:numFmt w:val="bullet"/>
+      <w:lvlText w:val=""/>
+      <w:lvlJc w:val="left"/>
+      <w:pPr>
+        <w:ind w:left="2880" w:hanging="360"/>
+      </w:pPr>
+      <w:rPr>
+        <w:rFonts w:ascii="Symbol" w:hAnsi="Symbol" w:hint="default"/>
+      </w:rPr>
+    </w:lvl>
+    <w:lvl w:ilvl="4" w:tplc="04090003" w:tentative="1">
+      <w:start w:val="1"/>
+      <w:numFmt w:val="bullet"/>
+      <w:lvlText w:val="o"/>
+      <w:lvlJc w:val="left"/>
+      <w:pPr>
+        <w:ind w:left="3600" w:hanging="360"/>
+      </w:pPr>
+      <w:rPr>
+        <w:rFonts w:ascii="Courier New" w:hAnsi="Courier New" w:cs="Courier New" w:hint="default"/>
+      </w:rPr>
+    </w:lvl>
+    <w:lvl w:ilvl="5" w:tplc="04090005" w:tentative="1">
+      <w:start w:val="1"/>
+      <w:numFmt w:val="bullet"/>
+      <w:lvlText w:val=""/>
+      <w:lvlJc w:val="left"/>
+      <w:pPr>
+        <w:ind w:left="4320" w:hanging="360"/>
+      </w:pPr>
+      <w:rPr>
+        <w:rFonts w:ascii="Wingdings" w:hAnsi="Wingdings" w:hint="default"/>
+      </w:rPr>
+    </w:lvl>
+    <w:lvl w:ilvl="6" w:tplc="04090001" w:tentative="1">
+      <w:start w:val="1"/>
+      <w:numFmt w:val="bullet"/>
+      <w:lvlText w:val=""/>
+      <w:lvlJc w:val="left"/>
+      <w:pPr>
+        <w:ind w:left="5040" w:hanging="360"/>
+      </w:pPr>
+      <w:rPr>
+        <w:rFonts w:ascii="Symbol" w:hAnsi="Symbol" w:hint="default"/>
+      </w:rPr>
+    </w:lvl>
+    <w:lvl w:ilvl="7" w:tplc="04090003" w:tentative="1">
+      <w:start w:val="1"/>
+      <w:numFmt w:val="bullet"/>
+      <w:lvlText w:val="o"/>
+      <w:lvlJc w:val="left"/>
+      <w:pPr>
+        <w:ind w:left="5760" w:hanging="360"/>
+      </w:pPr>
+      <w:rPr>
+        <w:rFonts w:ascii="Courier New" w:hAnsi="Courier New" w:cs="Courier New" w:hint="default"/>
+      </w:rPr>
+    </w:lvl>
+    <w:lvl w:ilvl="8" w:tplc="04090005" w:tentative="1">
+      <w:start w:val="1"/>
+      <w:numFmt w:val="bullet"/>
+      <w:lvlText w:val=""/>
+      <w:lvlJc w:val="left"/>
+      <w:pPr>
+        <w:ind w:left="6480" w:hanging="360"/>
+      </w:pPr>
+      <w:rPr>
+        <w:rFonts w:ascii="Wingdings" w:hAnsi="Wingdings" w:hint="default"/>
+      </w:rPr>
+    </w:lvl>
+  </w:abstractNum>
+  <w:abstractNum w:abstractNumId="8" w15:restartNumberingAfterBreak="0">
     <w:nsid w:val="39F413C1"/>
     <w:multiLevelType w:val="multilevel"/>
     <w:tmpl w:val="1BCE2EAA"/>
@@ -4255,7 +5619,7 @@
       </w:rPr>
     </w:lvl>
   </w:abstractNum>
-  <w:abstractNum w:abstractNumId="8" w15:restartNumberingAfterBreak="0">
+  <w:abstractNum w:abstractNumId="9" w15:restartNumberingAfterBreak="0">
     <w:nsid w:val="4A392E03"/>
     <w:multiLevelType w:val="multilevel"/>
     <w:tmpl w:val="ED72F76A"/>
@@ -4404,7 +5768,7 @@
       </w:rPr>
     </w:lvl>
   </w:abstractNum>
-  <w:abstractNum w:abstractNumId="9" w15:restartNumberingAfterBreak="0">
+  <w:abstractNum w:abstractNumId="10" w15:restartNumberingAfterBreak="0">
     <w:nsid w:val="57C27B09"/>
     <w:multiLevelType w:val="hybridMultilevel"/>
     <w:tmpl w:val="CFD846AE"/>
@@ -4517,7 +5881,120 @@
       </w:rPr>
     </w:lvl>
   </w:abstractNum>
-  <w:abstractNum w:abstractNumId="10" w15:restartNumberingAfterBreak="0">
+  <w:abstractNum w:abstractNumId="11" w15:restartNumberingAfterBreak="0">
+    <w:nsid w:val="6AA175A2"/>
+    <w:multiLevelType w:val="hybridMultilevel"/>
+    <w:tmpl w:val="0ED8EEFC"/>
+    <w:lvl w:ilvl="0" w:tplc="04090001">
+      <w:start w:val="1"/>
+      <w:numFmt w:val="bullet"/>
+      <w:lvlText w:val=""/>
+      <w:lvlJc w:val="left"/>
+      <w:pPr>
+        <w:ind w:left="720" w:hanging="360"/>
+      </w:pPr>
+      <w:rPr>
+        <w:rFonts w:ascii="Symbol" w:hAnsi="Symbol" w:hint="default"/>
+      </w:rPr>
+    </w:lvl>
+    <w:lvl w:ilvl="1" w:tplc="04090003" w:tentative="1">
+      <w:start w:val="1"/>
+      <w:numFmt w:val="bullet"/>
+      <w:lvlText w:val="o"/>
+      <w:lvlJc w:val="left"/>
+      <w:pPr>
+        <w:ind w:left="1440" w:hanging="360"/>
+      </w:pPr>
+      <w:rPr>
+        <w:rFonts w:ascii="Courier New" w:hAnsi="Courier New" w:cs="Courier New" w:hint="default"/>
+      </w:rPr>
+    </w:lvl>
+    <w:lvl w:ilvl="2" w:tplc="04090005" w:tentative="1">
+      <w:start w:val="1"/>
+      <w:numFmt w:val="bullet"/>
+      <w:lvlText w:val=""/>
+      <w:lvlJc w:val="left"/>
+      <w:pPr>
+        <w:ind w:left="2160" w:hanging="360"/>
+      </w:pPr>
+      <w:rPr>
+        <w:rFonts w:ascii="Wingdings" w:hAnsi="Wingdings" w:hint="default"/>
+      </w:rPr>
+    </w:lvl>
+    <w:lvl w:ilvl="3" w:tplc="04090001" w:tentative="1">
+      <w:start w:val="1"/>
+      <w:numFmt w:val="bullet"/>
+      <w:lvlText w:val=""/>
+      <w:lvlJc w:val="left"/>
+      <w:pPr>
+        <w:ind w:left="2880" w:hanging="360"/>
+      </w:pPr>
+      <w:rPr>
+        <w:rFonts w:ascii="Symbol" w:hAnsi="Symbol" w:hint="default"/>
+      </w:rPr>
+    </w:lvl>
+    <w:lvl w:ilvl="4" w:tplc="04090003" w:tentative="1">
+      <w:start w:val="1"/>
+      <w:numFmt w:val="bullet"/>
+      <w:lvlText w:val="o"/>
+      <w:lvlJc w:val="left"/>
+      <w:pPr>
+        <w:ind w:left="3600" w:hanging="360"/>
+      </w:pPr>
+      <w:rPr>
+        <w:rFonts w:ascii="Courier New" w:hAnsi="Courier New" w:cs="Courier New" w:hint="default"/>
+      </w:rPr>
+    </w:lvl>
+    <w:lvl w:ilvl="5" w:tplc="04090005" w:tentative="1">
+      <w:start w:val="1"/>
+      <w:numFmt w:val="bullet"/>
+      <w:lvlText w:val=""/>
+      <w:lvlJc w:val="left"/>
+      <w:pPr>
+        <w:ind w:left="4320" w:hanging="360"/>
+      </w:pPr>
+      <w:rPr>
+        <w:rFonts w:ascii="Wingdings" w:hAnsi="Wingdings" w:hint="default"/>
+      </w:rPr>
+    </w:lvl>
+    <w:lvl w:ilvl="6" w:tplc="04090001" w:tentative="1">
+      <w:start w:val="1"/>
+      <w:numFmt w:val="bullet"/>
+      <w:lvlText w:val=""/>
+      <w:lvlJc w:val="left"/>
+      <w:pPr>
+        <w:ind w:left="5040" w:hanging="360"/>
+      </w:pPr>
+      <w:rPr>
+        <w:rFonts w:ascii="Symbol" w:hAnsi="Symbol" w:hint="default"/>
+      </w:rPr>
+    </w:lvl>
+    <w:lvl w:ilvl="7" w:tplc="04090003" w:tentative="1">
+      <w:start w:val="1"/>
+      <w:numFmt w:val="bullet"/>
+      <w:lvlText w:val="o"/>
+      <w:lvlJc w:val="left"/>
+      <w:pPr>
+        <w:ind w:left="5760" w:hanging="360"/>
+      </w:pPr>
+      <w:rPr>
+        <w:rFonts w:ascii="Courier New" w:hAnsi="Courier New" w:cs="Courier New" w:hint="default"/>
+      </w:rPr>
+    </w:lvl>
+    <w:lvl w:ilvl="8" w:tplc="04090005" w:tentative="1">
+      <w:start w:val="1"/>
+      <w:numFmt w:val="bullet"/>
+      <w:lvlText w:val=""/>
+      <w:lvlJc w:val="left"/>
+      <w:pPr>
+        <w:ind w:left="6480" w:hanging="360"/>
+      </w:pPr>
+      <w:rPr>
+        <w:rFonts w:ascii="Wingdings" w:hAnsi="Wingdings" w:hint="default"/>
+      </w:rPr>
+    </w:lvl>
+  </w:abstractNum>
+  <w:abstractNum w:abstractNumId="12" w15:restartNumberingAfterBreak="0">
     <w:nsid w:val="7B1352A4"/>
     <w:multiLevelType w:val="hybridMultilevel"/>
     <w:tmpl w:val="33666040"/>
@@ -4631,19 +6108,19 @@
     </w:lvl>
   </w:abstractNum>
   <w:num w:numId="1" w16cid:durableId="444885349">
-    <w:abstractNumId w:val="8"/>
+    <w:abstractNumId w:val="9"/>
   </w:num>
   <w:num w:numId="2" w16cid:durableId="1332372114">
     <w:abstractNumId w:val="1"/>
   </w:num>
   <w:num w:numId="3" w16cid:durableId="1398162030">
-    <w:abstractNumId w:val="7"/>
+    <w:abstractNumId w:val="8"/>
   </w:num>
   <w:num w:numId="4" w16cid:durableId="1269892620">
     <w:abstractNumId w:val="5"/>
   </w:num>
   <w:num w:numId="5" w16cid:durableId="535701004">
-    <w:abstractNumId w:val="9"/>
+    <w:abstractNumId w:val="10"/>
   </w:num>
   <w:num w:numId="6" w16cid:durableId="947854644">
     <w:abstractNumId w:val="3"/>
@@ -4652,7 +6129,7 @@
     <w:abstractNumId w:val="6"/>
   </w:num>
   <w:num w:numId="8" w16cid:durableId="834876218">
-    <w:abstractNumId w:val="10"/>
+    <w:abstractNumId w:val="12"/>
   </w:num>
   <w:num w:numId="9" w16cid:durableId="1868592429">
     <w:abstractNumId w:val="2"/>
@@ -4662,6 +6139,12 @@
   </w:num>
   <w:num w:numId="11" w16cid:durableId="260377811">
     <w:abstractNumId w:val="4"/>
+  </w:num>
+  <w:num w:numId="12" w16cid:durableId="189883856">
+    <w:abstractNumId w:val="7"/>
+  </w:num>
+  <w:num w:numId="13" w16cid:durableId="282657427">
+    <w:abstractNumId w:val="11"/>
   </w:num>
 </w:numbering>
 </file>
